--- a/New_Outputs/composites/stats_header/Composite_Fig2_logROE_vs_outcomes.docx
+++ b/New_Outputs/composites/stats_header/Composite_Fig2_logROE_vs_outcomes.docx
@@ -10,7 +10,7 @@
         <w:rPr/>
         <w:drawing>
           <wp:inline distT="0" distB="0" distL="0" distR="0">
-            <wp:extent cx="5943600" cy="3827649"/>
+            <wp:extent cx="5943600" cy="3890033"/>
             <wp:docPr id="1" name="" descr=""/>
             <wp:cNvGraphicFramePr>
               <a:graphicFrameLocks xmlns:a="http://schemas.openxmlformats.org/drawingml/2006/main" noChangeAspect="1"/>
@@ -33,7 +33,7 @@
                   <pic:spPr bwMode="auto">
                     <a:xfrm>
                       <a:off x="0" y="0"/>
-                      <a:ext cx="5943600" cy="3827649"/>
+                      <a:ext cx="5943600" cy="3890033"/>
                     </a:xfrm>
                     <a:prstGeom prst="rect">
                       <a:avLst/>

--- a/New_Outputs/composites/stats_header/Composite_Fig2_logROE_vs_outcomes.docx
+++ b/New_Outputs/composites/stats_header/Composite_Fig2_logROE_vs_outcomes.docx
@@ -10,7 +10,7 @@
         <w:rPr/>
         <w:drawing>
           <wp:inline distT="0" distB="0" distL="0" distR="0">
-            <wp:extent cx="5943600" cy="3890033"/>
+            <wp:extent cx="5943600" cy="5781664"/>
             <wp:docPr id="1" name="" descr=""/>
             <wp:cNvGraphicFramePr>
               <a:graphicFrameLocks xmlns:a="http://schemas.openxmlformats.org/drawingml/2006/main" noChangeAspect="1"/>
@@ -33,7 +33,7 @@
                   <pic:spPr bwMode="auto">
                     <a:xfrm>
                       <a:off x="0" y="0"/>
-                      <a:ext cx="5943600" cy="3890033"/>
+                      <a:ext cx="5943600" cy="5781664"/>
                     </a:xfrm>
                     <a:prstGeom prst="rect">
                       <a:avLst/>
